--- a/book/word/Chapter 05 - A Coffee Cup and a Stranger's Family Tree.docx
+++ b/book/word/Chapter 05 - A Coffee Cup and a Stranger's Family Tree.docx
@@ -2,7 +2,7 @@
 <file path=word/document.xml><?xml version="1.0" encoding="utf-8"?>
 <w:document xmlns:w="http://schemas.openxmlformats.org/wordprocessingml/2006/main" xmlns:m="http://schemas.openxmlformats.org/officeDocument/2006/math" xmlns:r="http://schemas.openxmlformats.org/officeDocument/2006/relationships" xmlns:o="urn:schemas-microsoft-com:office:office" xmlns:v="urn:schemas-microsoft-com:vml" xmlns:w10="urn:schemas-microsoft-com:office:word" xmlns:a="http://schemas.openxmlformats.org/drawingml/2006/main" xmlns:pic="http://schemas.openxmlformats.org/drawingml/2006/picture" xmlns:wp="http://schemas.openxmlformats.org/drawingml/2006/wordprocessingDrawing">
   <w:body>
-    <w:bookmarkStart w:id="23" w:name="Xe8d0a90ba53c4f1cc49e30463506415c4310b1c"/>
+    <w:bookmarkStart w:id="24" w:name="Xe8d0a90ba53c4f1cc49e30463506415c4310b1c"/>
     <w:p>
       <w:pPr>
         <w:pStyle w:val="Heading1"/>
@@ -520,7 +520,7 @@
       </w:r>
     </w:p>
     <w:bookmarkEnd w:id="21"/>
-    <w:bookmarkStart w:id="22" w:name="howd-he-get-caught"/>
+    <w:bookmarkStart w:id="23" w:name="howd-he-get-caught"/>
     <w:p>
       <w:pPr>
         <w:pStyle w:val="Heading2"/>
@@ -645,25 +645,24 @@
         <w:t xml:space="preserve"> </w:t>
       </w:r>
       <w:r>
-        <w:t xml:space="preserve">Free online: search</w:t>
-      </w:r>
-      <w:r>
-        <w:t xml:space="preserve"> </w:t>
-      </w:r>
-      <w:r>
-        <w:t xml:space="preserve">“</w:t>
-      </w:r>
-      <w:r>
-        <w:t xml:space="preserve">State v. Talbott 200 Wn.2d 731</w:t>
-      </w:r>
-      <w:r>
-        <w:t xml:space="preserve">”</w:t>
-      </w:r>
-      <w:r>
-        <w:t xml:space="preserve"> </w:t>
-      </w:r>
-      <w:r>
-        <w:t xml:space="preserve">(courts.wa.gov / Justia).</w:t>
+        <w:t xml:space="preserve">Free online:</w:t>
+      </w:r>
+      <w:r>
+        <w:t xml:space="preserve"> </w:t>
+      </w:r>
+      <w:hyperlink r:id="rId22">
+        <w:r>
+          <w:rPr>
+            <w:rStyle w:val="Hyperlink"/>
+          </w:rPr>
+          <w:t xml:space="preserve">Google Scholar</w:t>
+        </w:r>
+      </w:hyperlink>
+      <w:r>
+        <w:t xml:space="preserve"> </w:t>
+      </w:r>
+      <w:r>
+        <w:t xml:space="preserve">(search the citation; also on courts.wa.gov / Justia).</w:t>
       </w:r>
       <w:r>
         <w:t xml:space="preserve"> </w:t>
@@ -728,8 +727,8 @@
         <w:t xml:space="preserve">(Chapter 6).</w:t>
       </w:r>
     </w:p>
-    <w:bookmarkEnd w:id="22"/>
     <w:bookmarkEnd w:id="23"/>
+    <w:bookmarkEnd w:id="24"/>
     <w:sectPr/>
   </w:body>
 </w:document>
